--- a/breast_cancer_rapor.docx
+++ b/breast_cancer_rapor.docx
@@ -19,316 +19,8 @@
     </w:p>
     <w:p>
       <w:pPr>
-        <w:spacing w:before="200" w:after="80"/>
-        <w:jc w:val="center"/>
-      </w:pPr>
-      <w:r>
-        <w:rPr>
-          <w:b/>
-          <w:bCs/>
-          <w:color w:val="1F3864"/>
-          <w:sz w:val="36"/>
-          <w:szCs w:val="36"/>
-        </w:rPr>
-        <w:t>ÜSKÜDAR ÜNİVERSİTESİ</w:t>
-      </w:r>
-    </w:p>
-    <w:p>
-      <w:pPr>
-        <w:pBdr>
-          <w:bottom w:val="single" w:sz="4" w:space="8" w:color="2E75B6"/>
-        </w:pBdr>
-        <w:spacing w:before="60" w:after="200"/>
-        <w:jc w:val="center"/>
-      </w:pPr>
-      <w:proofErr w:type="spellStart"/>
-      <w:r>
-        <w:rPr>
-          <w:color w:val="555555"/>
-          <w:sz w:val="26"/>
-          <w:szCs w:val="26"/>
-        </w:rPr>
-        <w:t>Makine</w:t>
-      </w:r>
-      <w:proofErr w:type="spellEnd"/>
-      <w:r>
-        <w:rPr>
-          <w:color w:val="555555"/>
-          <w:sz w:val="26"/>
-          <w:szCs w:val="26"/>
-        </w:rPr>
-        <w:t xml:space="preserve"> </w:t>
-      </w:r>
-      <w:proofErr w:type="spellStart"/>
-      <w:r>
-        <w:rPr>
-          <w:color w:val="555555"/>
-          <w:sz w:val="26"/>
-          <w:szCs w:val="26"/>
-        </w:rPr>
-        <w:t>Öğrenmesi</w:t>
-      </w:r>
-      <w:proofErr w:type="spellEnd"/>
-    </w:p>
-    <w:p>
-      <w:pPr>
         <w:spacing w:before="40" w:after="40"/>
       </w:pPr>
-    </w:p>
-    <w:p>
-      <w:pPr>
-        <w:shd w:val="clear" w:color="auto" w:fill="D6E4F0"/>
-        <w:spacing w:before="120" w:after="80"/>
-        <w:jc w:val="center"/>
-      </w:pPr>
-      <w:r>
-        <w:rPr>
-          <w:b/>
-          <w:bCs/>
-          <w:color w:val="1F3864"/>
-          <w:sz w:val="44"/>
-          <w:szCs w:val="44"/>
-        </w:rPr>
-        <w:t>ARA SINAV ÖDEVİ RAPORU</w:t>
-      </w:r>
-    </w:p>
-    <w:p>
-      <w:pPr>
-        <w:spacing w:before="60" w:after="200"/>
-        <w:jc w:val="center"/>
-      </w:pPr>
-      <w:proofErr w:type="spellStart"/>
-      <w:r>
-        <w:rPr>
-          <w:i/>
-          <w:iCs/>
-          <w:color w:val="555555"/>
-          <w:sz w:val="26"/>
-          <w:szCs w:val="26"/>
-        </w:rPr>
-        <w:t>Klasik</w:t>
-      </w:r>
-      <w:proofErr w:type="spellEnd"/>
-      <w:r>
-        <w:rPr>
-          <w:i/>
-          <w:iCs/>
-          <w:color w:val="555555"/>
-          <w:sz w:val="26"/>
-          <w:szCs w:val="26"/>
-        </w:rPr>
-        <w:t xml:space="preserve"> </w:t>
-      </w:r>
-      <w:proofErr w:type="spellStart"/>
-      <w:r>
-        <w:rPr>
-          <w:i/>
-          <w:iCs/>
-          <w:color w:val="555555"/>
-          <w:sz w:val="26"/>
-          <w:szCs w:val="26"/>
-        </w:rPr>
-        <w:t>Makine</w:t>
-      </w:r>
-      <w:proofErr w:type="spellEnd"/>
-      <w:r>
-        <w:rPr>
-          <w:i/>
-          <w:iCs/>
-          <w:color w:val="555555"/>
-          <w:sz w:val="26"/>
-          <w:szCs w:val="26"/>
-        </w:rPr>
-        <w:t xml:space="preserve"> </w:t>
-      </w:r>
-      <w:proofErr w:type="spellStart"/>
-      <w:r>
-        <w:rPr>
-          <w:i/>
-          <w:iCs/>
-          <w:color w:val="555555"/>
-          <w:sz w:val="26"/>
-          <w:szCs w:val="26"/>
-        </w:rPr>
-        <w:t>Öğrenmesi</w:t>
-      </w:r>
-      <w:proofErr w:type="spellEnd"/>
-      <w:r>
-        <w:rPr>
-          <w:i/>
-          <w:iCs/>
-          <w:color w:val="555555"/>
-          <w:sz w:val="26"/>
-          <w:szCs w:val="26"/>
-        </w:rPr>
-        <w:t xml:space="preserve"> </w:t>
-      </w:r>
-      <w:proofErr w:type="spellStart"/>
-      <w:r>
-        <w:rPr>
-          <w:i/>
-          <w:iCs/>
-          <w:color w:val="555555"/>
-          <w:sz w:val="26"/>
-          <w:szCs w:val="26"/>
-        </w:rPr>
-        <w:t>Modelleri</w:t>
-      </w:r>
-      <w:proofErr w:type="spellEnd"/>
-      <w:r>
-        <w:rPr>
-          <w:i/>
-          <w:iCs/>
-          <w:color w:val="555555"/>
-          <w:sz w:val="26"/>
-          <w:szCs w:val="26"/>
-        </w:rPr>
-        <w:t xml:space="preserve"> + PCA + LDA + XAI (SHAP) </w:t>
-      </w:r>
-      <w:proofErr w:type="spellStart"/>
-      <w:r>
-        <w:rPr>
-          <w:i/>
-          <w:iCs/>
-          <w:color w:val="555555"/>
-          <w:sz w:val="26"/>
-          <w:szCs w:val="26"/>
-        </w:rPr>
-        <w:t>Analizi</w:t>
-      </w:r>
-      <w:proofErr w:type="spellEnd"/>
-    </w:p>
-    <w:p>
-      <w:pPr>
-        <w:spacing w:before="40" w:after="40"/>
-      </w:pPr>
-    </w:p>
-    <w:p>
-      <w:pPr>
-        <w:spacing w:before="40" w:after="40"/>
-      </w:pPr>
-    </w:p>
-    <w:p>
-      <w:pPr>
-        <w:spacing w:before="60" w:after="40"/>
-        <w:jc w:val="center"/>
-        <w:rPr>
-          <w:color w:val="333333"/>
-          <w:sz w:val="24"/>
-          <w:szCs w:val="24"/>
-        </w:rPr>
-      </w:pPr>
-      <w:proofErr w:type="spellStart"/>
-      <w:r>
-        <w:rPr>
-          <w:b/>
-          <w:bCs/>
-          <w:color w:val="444444"/>
-          <w:sz w:val="24"/>
-          <w:szCs w:val="24"/>
-        </w:rPr>
-        <w:t>Öğrenci</w:t>
-      </w:r>
-      <w:proofErr w:type="spellEnd"/>
-      <w:r>
-        <w:rPr>
-          <w:b/>
-          <w:bCs/>
-          <w:color w:val="444444"/>
-          <w:sz w:val="24"/>
-          <w:szCs w:val="24"/>
-        </w:rPr>
-        <w:t xml:space="preserve">: </w:t>
-      </w:r>
-      <w:r>
-        <w:rPr>
-          <w:color w:val="444444"/>
-          <w:sz w:val="24"/>
-          <w:szCs w:val="24"/>
-        </w:rPr>
-        <w:t xml:space="preserve">Muhammed </w:t>
-      </w:r>
-      <w:r>
-        <w:rPr>
-          <w:color w:val="333333"/>
-          <w:sz w:val="24"/>
-          <w:szCs w:val="24"/>
-        </w:rPr>
-        <w:t>Yıldıray Sürmen</w:t>
-      </w:r>
-    </w:p>
-    <w:p>
-      <w:pPr>
-        <w:spacing w:before="60" w:after="40"/>
-        <w:jc w:val="center"/>
-      </w:pPr>
-      <w:r>
-        <w:rPr>
-          <w:b/>
-          <w:bCs/>
-          <w:color w:val="444444"/>
-          <w:sz w:val="24"/>
-          <w:szCs w:val="24"/>
-        </w:rPr>
-        <w:t>Numara</w:t>
-      </w:r>
-      <w:r>
-        <w:rPr>
-          <w:b/>
-          <w:bCs/>
-          <w:color w:val="444444"/>
-          <w:sz w:val="24"/>
-          <w:szCs w:val="24"/>
-        </w:rPr>
-        <w:t xml:space="preserve">: </w:t>
-      </w:r>
-      <w:r>
-        <w:rPr>
-          <w:color w:val="444444"/>
-          <w:sz w:val="24"/>
-          <w:szCs w:val="24"/>
-        </w:rPr>
-        <w:t>254329041</w:t>
-      </w:r>
-    </w:p>
-    <w:p>
-      <w:pPr>
-        <w:spacing w:before="40" w:after="40"/>
-        <w:jc w:val="center"/>
-      </w:pPr>
-      <w:r>
-        <w:rPr>
-          <w:b/>
-          <w:bCs/>
-          <w:color w:val="444444"/>
-          <w:sz w:val="24"/>
-          <w:szCs w:val="24"/>
-        </w:rPr>
-        <w:t xml:space="preserve">Veri Seti: </w:t>
-      </w:r>
-      <w:r>
-        <w:rPr>
-          <w:color w:val="333333"/>
-          <w:sz w:val="24"/>
-          <w:szCs w:val="24"/>
-        </w:rPr>
-        <w:t>Breast Cancer Wisconsin (scikit-learn)</w:t>
-      </w:r>
-    </w:p>
-    <w:p/>
-    <w:p/>
-    <w:p>
-      <w:r>
-        <w:t xml:space="preserve">GitHub </w:t>
-      </w:r>
-      <w:proofErr w:type="spellStart"/>
-      <w:r>
-        <w:t>Linki</w:t>
-      </w:r>
-      <w:proofErr w:type="spellEnd"/>
-      <w:r>
-        <w:t>: https://github.com/BenYILDO/breast_cancer_ML/blob/main/MachineLearning.ipynb</w:t>
-      </w:r>
     </w:p>
     <w:p>
       <w:pPr>
@@ -346,6 +38,397 @@
       </w:pPr>
     </w:p>
     <w:p>
+      <w:pPr>
+        <w:spacing w:before="40" w:after="40"/>
+      </w:pPr>
+    </w:p>
+    <w:p>
+      <w:pPr>
+        <w:spacing w:before="40" w:after="40"/>
+      </w:pPr>
+    </w:p>
+    <w:p>
+      <w:pPr>
+        <w:spacing w:before="40" w:after="40"/>
+      </w:pPr>
+    </w:p>
+    <w:p>
+      <w:pPr>
+        <w:spacing w:before="40" w:after="40"/>
+      </w:pPr>
+    </w:p>
+    <w:p>
+      <w:pPr>
+        <w:spacing w:before="40" w:after="40"/>
+      </w:pPr>
+    </w:p>
+    <w:p>
+      <w:pPr>
+        <w:spacing w:before="40" w:after="40"/>
+      </w:pPr>
+    </w:p>
+    <w:p>
+      <w:pPr>
+        <w:spacing w:before="200" w:after="80"/>
+        <w:jc w:val="center"/>
+      </w:pPr>
+      <w:r>
+        <w:rPr>
+          <w:b/>
+          <w:bCs/>
+          <w:color w:val="1F3864"/>
+          <w:sz w:val="36"/>
+          <w:szCs w:val="36"/>
+        </w:rPr>
+        <w:t>ÜSKÜDAR ÜNİVERSİTESİ</w:t>
+      </w:r>
+    </w:p>
+    <w:p>
+      <w:pPr>
+        <w:pBdr>
+          <w:bottom w:val="single" w:sz="4" w:space="8" w:color="2E75B6"/>
+        </w:pBdr>
+        <w:spacing w:before="60" w:after="200"/>
+        <w:jc w:val="center"/>
+        <w:rPr>
+          <w:color w:val="555555"/>
+          <w:sz w:val="26"/>
+          <w:szCs w:val="26"/>
+        </w:rPr>
+      </w:pPr>
+      <w:proofErr w:type="spellStart"/>
+      <w:r>
+        <w:rPr>
+          <w:color w:val="555555"/>
+          <w:sz w:val="26"/>
+          <w:szCs w:val="26"/>
+        </w:rPr>
+        <w:t>Yapay</w:t>
+      </w:r>
+      <w:proofErr w:type="spellEnd"/>
+      <w:r>
+        <w:rPr>
+          <w:color w:val="555555"/>
+          <w:sz w:val="26"/>
+          <w:szCs w:val="26"/>
+        </w:rPr>
+        <w:t xml:space="preserve"> Zeka </w:t>
+      </w:r>
+      <w:proofErr w:type="spellStart"/>
+      <w:r>
+        <w:rPr>
+          <w:color w:val="555555"/>
+          <w:sz w:val="26"/>
+          <w:szCs w:val="26"/>
+        </w:rPr>
+        <w:t>Mühendisliği</w:t>
+      </w:r>
+      <w:proofErr w:type="spellEnd"/>
+      <w:r>
+        <w:rPr>
+          <w:color w:val="555555"/>
+          <w:sz w:val="26"/>
+          <w:szCs w:val="26"/>
+        </w:rPr>
+        <w:t xml:space="preserve"> / </w:t>
+      </w:r>
+      <w:proofErr w:type="spellStart"/>
+      <w:r>
+        <w:rPr>
+          <w:color w:val="555555"/>
+          <w:sz w:val="26"/>
+          <w:szCs w:val="26"/>
+        </w:rPr>
+        <w:t>Makine</w:t>
+      </w:r>
+      <w:proofErr w:type="spellEnd"/>
+      <w:r>
+        <w:rPr>
+          <w:color w:val="555555"/>
+          <w:sz w:val="26"/>
+          <w:szCs w:val="26"/>
+        </w:rPr>
+        <w:t xml:space="preserve"> </w:t>
+      </w:r>
+      <w:proofErr w:type="spellStart"/>
+      <w:r>
+        <w:rPr>
+          <w:color w:val="555555"/>
+          <w:sz w:val="26"/>
+          <w:szCs w:val="26"/>
+        </w:rPr>
+        <w:t>Öğrenmesi</w:t>
+      </w:r>
+      <w:proofErr w:type="spellEnd"/>
+    </w:p>
+    <w:p>
+      <w:pPr>
+        <w:spacing w:before="40" w:after="40"/>
+      </w:pPr>
+    </w:p>
+    <w:p>
+      <w:pPr>
+        <w:shd w:val="clear" w:color="auto" w:fill="D6E4F0"/>
+        <w:spacing w:before="120" w:after="80"/>
+        <w:jc w:val="center"/>
+      </w:pPr>
+      <w:r>
+        <w:rPr>
+          <w:b/>
+          <w:bCs/>
+          <w:color w:val="1F3864"/>
+          <w:sz w:val="44"/>
+          <w:szCs w:val="44"/>
+        </w:rPr>
+        <w:t>ARA SINAV ÖDEVİ RAPORU</w:t>
+      </w:r>
+    </w:p>
+    <w:p>
+      <w:pPr>
+        <w:spacing w:before="60" w:after="200"/>
+        <w:jc w:val="center"/>
+      </w:pPr>
+      <w:proofErr w:type="spellStart"/>
+      <w:r>
+        <w:rPr>
+          <w:i/>
+          <w:iCs/>
+          <w:color w:val="555555"/>
+          <w:sz w:val="26"/>
+          <w:szCs w:val="26"/>
+        </w:rPr>
+        <w:t>Klasik</w:t>
+      </w:r>
+      <w:proofErr w:type="spellEnd"/>
+      <w:r>
+        <w:rPr>
+          <w:i/>
+          <w:iCs/>
+          <w:color w:val="555555"/>
+          <w:sz w:val="26"/>
+          <w:szCs w:val="26"/>
+        </w:rPr>
+        <w:t xml:space="preserve"> </w:t>
+      </w:r>
+      <w:proofErr w:type="spellStart"/>
+      <w:r>
+        <w:rPr>
+          <w:i/>
+          <w:iCs/>
+          <w:color w:val="555555"/>
+          <w:sz w:val="26"/>
+          <w:szCs w:val="26"/>
+        </w:rPr>
+        <w:t>Makine</w:t>
+      </w:r>
+      <w:proofErr w:type="spellEnd"/>
+      <w:r>
+        <w:rPr>
+          <w:i/>
+          <w:iCs/>
+          <w:color w:val="555555"/>
+          <w:sz w:val="26"/>
+          <w:szCs w:val="26"/>
+        </w:rPr>
+        <w:t xml:space="preserve"> </w:t>
+      </w:r>
+      <w:proofErr w:type="spellStart"/>
+      <w:r>
+        <w:rPr>
+          <w:i/>
+          <w:iCs/>
+          <w:color w:val="555555"/>
+          <w:sz w:val="26"/>
+          <w:szCs w:val="26"/>
+        </w:rPr>
+        <w:t>Öğrenmesi</w:t>
+      </w:r>
+      <w:proofErr w:type="spellEnd"/>
+      <w:r>
+        <w:rPr>
+          <w:i/>
+          <w:iCs/>
+          <w:color w:val="555555"/>
+          <w:sz w:val="26"/>
+          <w:szCs w:val="26"/>
+        </w:rPr>
+        <w:t xml:space="preserve"> </w:t>
+      </w:r>
+      <w:proofErr w:type="spellStart"/>
+      <w:r>
+        <w:rPr>
+          <w:i/>
+          <w:iCs/>
+          <w:color w:val="555555"/>
+          <w:sz w:val="26"/>
+          <w:szCs w:val="26"/>
+        </w:rPr>
+        <w:t>Modelleri</w:t>
+      </w:r>
+      <w:proofErr w:type="spellEnd"/>
+      <w:r>
+        <w:rPr>
+          <w:i/>
+          <w:iCs/>
+          <w:color w:val="555555"/>
+          <w:sz w:val="26"/>
+          <w:szCs w:val="26"/>
+        </w:rPr>
+        <w:t xml:space="preserve"> + PCA + LDA + XAI (SHAP) </w:t>
+      </w:r>
+      <w:proofErr w:type="spellStart"/>
+      <w:r>
+        <w:rPr>
+          <w:i/>
+          <w:iCs/>
+          <w:color w:val="555555"/>
+          <w:sz w:val="26"/>
+          <w:szCs w:val="26"/>
+        </w:rPr>
+        <w:t>Analizi</w:t>
+      </w:r>
+      <w:proofErr w:type="spellEnd"/>
+    </w:p>
+    <w:p>
+      <w:pPr>
+        <w:spacing w:before="40" w:after="40"/>
+      </w:pPr>
+    </w:p>
+    <w:p>
+      <w:pPr>
+        <w:spacing w:before="40" w:after="40"/>
+      </w:pPr>
+    </w:p>
+    <w:p>
+      <w:pPr>
+        <w:spacing w:before="60" w:after="40"/>
+        <w:jc w:val="center"/>
+        <w:rPr>
+          <w:color w:val="333333"/>
+          <w:sz w:val="24"/>
+          <w:szCs w:val="24"/>
+        </w:rPr>
+      </w:pPr>
+      <w:proofErr w:type="spellStart"/>
+      <w:r>
+        <w:rPr>
+          <w:b/>
+          <w:bCs/>
+          <w:color w:val="444444"/>
+          <w:sz w:val="24"/>
+          <w:szCs w:val="24"/>
+        </w:rPr>
+        <w:t>Öğrenci</w:t>
+      </w:r>
+      <w:proofErr w:type="spellEnd"/>
+      <w:r>
+        <w:rPr>
+          <w:b/>
+          <w:bCs/>
+          <w:color w:val="444444"/>
+          <w:sz w:val="24"/>
+          <w:szCs w:val="24"/>
+        </w:rPr>
+        <w:t xml:space="preserve">: </w:t>
+      </w:r>
+      <w:r>
+        <w:rPr>
+          <w:color w:val="444444"/>
+          <w:sz w:val="24"/>
+          <w:szCs w:val="24"/>
+        </w:rPr>
+        <w:t xml:space="preserve">Muhammed </w:t>
+      </w:r>
+      <w:r>
+        <w:rPr>
+          <w:color w:val="333333"/>
+          <w:sz w:val="24"/>
+          <w:szCs w:val="24"/>
+        </w:rPr>
+        <w:t>Yıldıray Sürmen</w:t>
+      </w:r>
+    </w:p>
+    <w:p>
+      <w:pPr>
+        <w:spacing w:before="60" w:after="40"/>
+        <w:jc w:val="center"/>
+      </w:pPr>
+      <w:r>
+        <w:rPr>
+          <w:b/>
+          <w:bCs/>
+          <w:color w:val="444444"/>
+          <w:sz w:val="24"/>
+          <w:szCs w:val="24"/>
+        </w:rPr>
+        <w:t xml:space="preserve">Numara: </w:t>
+      </w:r>
+      <w:r>
+        <w:rPr>
+          <w:color w:val="444444"/>
+          <w:sz w:val="24"/>
+          <w:szCs w:val="24"/>
+        </w:rPr>
+        <w:t>254329041</w:t>
+      </w:r>
+    </w:p>
+    <w:p>
+      <w:pPr>
+        <w:spacing w:before="40" w:after="40"/>
+        <w:jc w:val="center"/>
+      </w:pPr>
+      <w:r>
+        <w:rPr>
+          <w:b/>
+          <w:bCs/>
+          <w:color w:val="444444"/>
+          <w:sz w:val="24"/>
+          <w:szCs w:val="24"/>
+        </w:rPr>
+        <w:t xml:space="preserve">Veri Seti: </w:t>
+      </w:r>
+      <w:r>
+        <w:rPr>
+          <w:color w:val="333333"/>
+          <w:sz w:val="24"/>
+          <w:szCs w:val="24"/>
+        </w:rPr>
+        <w:t>Breast Cancer Wisconsin (scikit-learn)</w:t>
+      </w:r>
+    </w:p>
+    <w:p/>
+    <w:p/>
+    <w:p/>
+    <w:p/>
+    <w:p/>
+    <w:p/>
+    <w:p/>
+    <w:p/>
+    <w:p/>
+    <w:p/>
+    <w:p/>
+    <w:p/>
+    <w:p/>
+    <w:p/>
+    <w:p/>
+    <w:p/>
+    <w:p/>
+    <w:p/>
+    <w:p/>
+    <w:p/>
+    <w:p/>
+    <w:p>
+      <w:r>
+        <w:t xml:space="preserve">GitHub </w:t>
+      </w:r>
+      <w:proofErr w:type="spellStart"/>
+      <w:r>
+        <w:t>Linki</w:t>
+      </w:r>
+      <w:proofErr w:type="spellEnd"/>
+      <w:r>
+        <w:t>: https://github.com/BenYILDO/breast_cancer_ML</w:t>
+      </w:r>
       <w:r>
         <w:br w:type="page"/>
       </w:r>
@@ -681,12 +764,6 @@
         <w:gridCol w:w="4680"/>
       </w:tblGrid>
       <w:tr>
-        <w:tblPrEx>
-          <w:tblCellMar>
-            <w:top w:w="0" w:type="dxa"/>
-            <w:bottom w:w="0" w:type="dxa"/>
-          </w:tblCellMar>
-        </w:tblPrEx>
         <w:trPr>
           <w:tblHeader/>
         </w:trPr>
@@ -760,12 +837,6 @@
         </w:tc>
       </w:tr>
       <w:tr>
-        <w:tblPrEx>
-          <w:tblCellMar>
-            <w:top w:w="0" w:type="dxa"/>
-            <w:bottom w:w="0" w:type="dxa"/>
-          </w:tblCellMar>
-        </w:tblPrEx>
         <w:tc>
           <w:tcPr>
             <w:tcW w:w="4680" w:type="dxa"/>
@@ -868,12 +939,6 @@
         </w:tc>
       </w:tr>
       <w:tr>
-        <w:tblPrEx>
-          <w:tblCellMar>
-            <w:top w:w="0" w:type="dxa"/>
-            <w:bottom w:w="0" w:type="dxa"/>
-          </w:tblCellMar>
-        </w:tblPrEx>
         <w:tc>
           <w:tcPr>
             <w:tcW w:w="4680" w:type="dxa"/>
@@ -958,12 +1023,6 @@
         </w:tc>
       </w:tr>
       <w:tr>
-        <w:tblPrEx>
-          <w:tblCellMar>
-            <w:top w:w="0" w:type="dxa"/>
-            <w:bottom w:w="0" w:type="dxa"/>
-          </w:tblCellMar>
-        </w:tblPrEx>
         <w:tc>
           <w:tcPr>
             <w:tcW w:w="4680" w:type="dxa"/>
@@ -1048,12 +1107,6 @@
         </w:tc>
       </w:tr>
       <w:tr>
-        <w:tblPrEx>
-          <w:tblCellMar>
-            <w:top w:w="0" w:type="dxa"/>
-            <w:bottom w:w="0" w:type="dxa"/>
-          </w:tblCellMar>
-        </w:tblPrEx>
         <w:tc>
           <w:tcPr>
             <w:tcW w:w="4680" w:type="dxa"/>
@@ -1128,12 +1181,6 @@
         </w:tc>
       </w:tr>
       <w:tr>
-        <w:tblPrEx>
-          <w:tblCellMar>
-            <w:top w:w="0" w:type="dxa"/>
-            <w:bottom w:w="0" w:type="dxa"/>
-          </w:tblCellMar>
-        </w:tblPrEx>
         <w:tc>
           <w:tcPr>
             <w:tcW w:w="4680" w:type="dxa"/>
@@ -3354,12 +3401,6 @@
         <w:gridCol w:w="2340"/>
       </w:tblGrid>
       <w:tr>
-        <w:tblPrEx>
-          <w:tblCellMar>
-            <w:top w:w="0" w:type="dxa"/>
-            <w:bottom w:w="0" w:type="dxa"/>
-          </w:tblCellMar>
-        </w:tblPrEx>
         <w:trPr>
           <w:tblHeader/>
         </w:trPr>
@@ -3503,12 +3544,6 @@
         </w:tc>
       </w:tr>
       <w:tr>
-        <w:tblPrEx>
-          <w:tblCellMar>
-            <w:top w:w="0" w:type="dxa"/>
-            <w:bottom w:w="0" w:type="dxa"/>
-          </w:tblCellMar>
-        </w:tblPrEx>
         <w:tc>
           <w:tcPr>
             <w:tcW w:w="4680" w:type="dxa"/>
@@ -3604,12 +3639,6 @@
         </w:tc>
       </w:tr>
       <w:tr>
-        <w:tblPrEx>
-          <w:tblCellMar>
-            <w:top w:w="0" w:type="dxa"/>
-            <w:bottom w:w="0" w:type="dxa"/>
-          </w:tblCellMar>
-        </w:tblPrEx>
         <w:tc>
           <w:tcPr>
             <w:tcW w:w="4680" w:type="dxa"/>
@@ -3705,12 +3734,6 @@
         </w:tc>
       </w:tr>
       <w:tr>
-        <w:tblPrEx>
-          <w:tblCellMar>
-            <w:top w:w="0" w:type="dxa"/>
-            <w:bottom w:w="0" w:type="dxa"/>
-          </w:tblCellMar>
-        </w:tblPrEx>
         <w:tc>
           <w:tcPr>
             <w:tcW w:w="4680" w:type="dxa"/>
@@ -3806,12 +3829,6 @@
         </w:tc>
       </w:tr>
       <w:tr>
-        <w:tblPrEx>
-          <w:tblCellMar>
-            <w:top w:w="0" w:type="dxa"/>
-            <w:bottom w:w="0" w:type="dxa"/>
-          </w:tblCellMar>
-        </w:tblPrEx>
         <w:tc>
           <w:tcPr>
             <w:tcW w:w="4680" w:type="dxa"/>
@@ -3907,12 +3924,6 @@
         </w:tc>
       </w:tr>
       <w:tr>
-        <w:tblPrEx>
-          <w:tblCellMar>
-            <w:top w:w="0" w:type="dxa"/>
-            <w:bottom w:w="0" w:type="dxa"/>
-          </w:tblCellMar>
-        </w:tblPrEx>
         <w:tc>
           <w:tcPr>
             <w:tcW w:w="4680" w:type="dxa"/>
@@ -4008,12 +4019,6 @@
         </w:tc>
       </w:tr>
       <w:tr>
-        <w:tblPrEx>
-          <w:tblCellMar>
-            <w:top w:w="0" w:type="dxa"/>
-            <w:bottom w:w="0" w:type="dxa"/>
-          </w:tblCellMar>
-        </w:tblPrEx>
         <w:tc>
           <w:tcPr>
             <w:tcW w:w="4680" w:type="dxa"/>
@@ -4109,12 +4114,6 @@
         </w:tc>
       </w:tr>
       <w:tr>
-        <w:tblPrEx>
-          <w:tblCellMar>
-            <w:top w:w="0" w:type="dxa"/>
-            <w:bottom w:w="0" w:type="dxa"/>
-          </w:tblCellMar>
-        </w:tblPrEx>
         <w:tc>
           <w:tcPr>
             <w:tcW w:w="4680" w:type="dxa"/>
@@ -4210,12 +4209,6 @@
         </w:tc>
       </w:tr>
       <w:tr>
-        <w:tblPrEx>
-          <w:tblCellMar>
-            <w:top w:w="0" w:type="dxa"/>
-            <w:bottom w:w="0" w:type="dxa"/>
-          </w:tblCellMar>
-        </w:tblPrEx>
         <w:tc>
           <w:tcPr>
             <w:tcW w:w="4680" w:type="dxa"/>
@@ -4311,12 +4304,6 @@
         </w:tc>
       </w:tr>
       <w:tr>
-        <w:tblPrEx>
-          <w:tblCellMar>
-            <w:top w:w="0" w:type="dxa"/>
-            <w:bottom w:w="0" w:type="dxa"/>
-          </w:tblCellMar>
-        </w:tblPrEx>
         <w:tc>
           <w:tcPr>
             <w:tcW w:w="4680" w:type="dxa"/>
@@ -4412,12 +4399,6 @@
         </w:tc>
       </w:tr>
       <w:tr>
-        <w:tblPrEx>
-          <w:tblCellMar>
-            <w:top w:w="0" w:type="dxa"/>
-            <w:bottom w:w="0" w:type="dxa"/>
-          </w:tblCellMar>
-        </w:tblPrEx>
         <w:tc>
           <w:tcPr>
             <w:tcW w:w="4680" w:type="dxa"/>
@@ -5446,12 +5427,6 @@
         <w:gridCol w:w="4680"/>
       </w:tblGrid>
       <w:tr>
-        <w:tblPrEx>
-          <w:tblCellMar>
-            <w:top w:w="0" w:type="dxa"/>
-            <w:bottom w:w="0" w:type="dxa"/>
-          </w:tblCellMar>
-        </w:tblPrEx>
         <w:trPr>
           <w:tblHeader/>
         </w:trPr>
@@ -5549,12 +5524,6 @@
         </w:tc>
       </w:tr>
       <w:tr>
-        <w:tblPrEx>
-          <w:tblCellMar>
-            <w:top w:w="0" w:type="dxa"/>
-            <w:bottom w:w="0" w:type="dxa"/>
-          </w:tblCellMar>
-        </w:tblPrEx>
         <w:tc>
           <w:tcPr>
             <w:tcW w:w="4680" w:type="dxa"/>
@@ -5629,12 +5598,6 @@
         </w:tc>
       </w:tr>
       <w:tr>
-        <w:tblPrEx>
-          <w:tblCellMar>
-            <w:top w:w="0" w:type="dxa"/>
-            <w:bottom w:w="0" w:type="dxa"/>
-          </w:tblCellMar>
-        </w:tblPrEx>
         <w:tc>
           <w:tcPr>
             <w:tcW w:w="4680" w:type="dxa"/>
@@ -5978,12 +5941,6 @@
         <w:gridCol w:w="999"/>
       </w:tblGrid>
       <w:tr>
-        <w:tblPrEx>
-          <w:tblCellMar>
-            <w:top w:w="0" w:type="dxa"/>
-            <w:bottom w:w="0" w:type="dxa"/>
-          </w:tblCellMar>
-        </w:tblPrEx>
         <w:trPr>
           <w:tblHeader/>
         </w:trPr>
@@ -6193,12 +6150,6 @@
         </w:tc>
       </w:tr>
       <w:tr>
-        <w:tblPrEx>
-          <w:tblCellMar>
-            <w:top w:w="0" w:type="dxa"/>
-            <w:bottom w:w="0" w:type="dxa"/>
-          </w:tblCellMar>
-        </w:tblPrEx>
         <w:tc>
           <w:tcPr>
             <w:tcW w:w="2800" w:type="dxa"/>
@@ -6387,12 +6338,6 @@
         </w:tc>
       </w:tr>
       <w:tr>
-        <w:tblPrEx>
-          <w:tblCellMar>
-            <w:top w:w="0" w:type="dxa"/>
-            <w:bottom w:w="0" w:type="dxa"/>
-          </w:tblCellMar>
-        </w:tblPrEx>
         <w:tc>
           <w:tcPr>
             <w:tcW w:w="2800" w:type="dxa"/>
@@ -6581,12 +6526,6 @@
         </w:tc>
       </w:tr>
       <w:tr>
-        <w:tblPrEx>
-          <w:tblCellMar>
-            <w:top w:w="0" w:type="dxa"/>
-            <w:bottom w:w="0" w:type="dxa"/>
-          </w:tblCellMar>
-        </w:tblPrEx>
         <w:tc>
           <w:tcPr>
             <w:tcW w:w="2800" w:type="dxa"/>
@@ -6775,12 +6714,6 @@
         </w:tc>
       </w:tr>
       <w:tr>
-        <w:tblPrEx>
-          <w:tblCellMar>
-            <w:top w:w="0" w:type="dxa"/>
-            <w:bottom w:w="0" w:type="dxa"/>
-          </w:tblCellMar>
-        </w:tblPrEx>
         <w:tc>
           <w:tcPr>
             <w:tcW w:w="2800" w:type="dxa"/>
@@ -6969,12 +6902,6 @@
         </w:tc>
       </w:tr>
       <w:tr>
-        <w:tblPrEx>
-          <w:tblCellMar>
-            <w:top w:w="0" w:type="dxa"/>
-            <w:bottom w:w="0" w:type="dxa"/>
-          </w:tblCellMar>
-        </w:tblPrEx>
         <w:tc>
           <w:tcPr>
             <w:tcW w:w="2800" w:type="dxa"/>
@@ -7163,12 +7090,6 @@
         </w:tc>
       </w:tr>
       <w:tr>
-        <w:tblPrEx>
-          <w:tblCellMar>
-            <w:top w:w="0" w:type="dxa"/>
-            <w:bottom w:w="0" w:type="dxa"/>
-          </w:tblCellMar>
-        </w:tblPrEx>
         <w:tc>
           <w:tcPr>
             <w:tcW w:w="2800" w:type="dxa"/>
@@ -7357,12 +7278,6 @@
         </w:tc>
       </w:tr>
       <w:tr>
-        <w:tblPrEx>
-          <w:tblCellMar>
-            <w:top w:w="0" w:type="dxa"/>
-            <w:bottom w:w="0" w:type="dxa"/>
-          </w:tblCellMar>
-        </w:tblPrEx>
         <w:tc>
           <w:tcPr>
             <w:tcW w:w="2800" w:type="dxa"/>
@@ -7551,12 +7466,6 @@
         </w:tc>
       </w:tr>
       <w:tr>
-        <w:tblPrEx>
-          <w:tblCellMar>
-            <w:top w:w="0" w:type="dxa"/>
-            <w:bottom w:w="0" w:type="dxa"/>
-          </w:tblCellMar>
-        </w:tblPrEx>
         <w:tc>
           <w:tcPr>
             <w:tcW w:w="2800" w:type="dxa"/>
@@ -7746,12 +7655,6 @@
         </w:tc>
       </w:tr>
       <w:tr>
-        <w:tblPrEx>
-          <w:tblCellMar>
-            <w:top w:w="0" w:type="dxa"/>
-            <w:bottom w:w="0" w:type="dxa"/>
-          </w:tblCellMar>
-        </w:tblPrEx>
         <w:tc>
           <w:tcPr>
             <w:tcW w:w="2800" w:type="dxa"/>
@@ -7940,12 +7843,6 @@
         </w:tc>
       </w:tr>
       <w:tr>
-        <w:tblPrEx>
-          <w:tblCellMar>
-            <w:top w:w="0" w:type="dxa"/>
-            <w:bottom w:w="0" w:type="dxa"/>
-          </w:tblCellMar>
-        </w:tblPrEx>
         <w:tc>
           <w:tcPr>
             <w:tcW w:w="2800" w:type="dxa"/>
@@ -9141,12 +9038,6 @@
         <w:gridCol w:w="2760"/>
       </w:tblGrid>
       <w:tr>
-        <w:tblPrEx>
-          <w:tblCellMar>
-            <w:top w:w="0" w:type="dxa"/>
-            <w:bottom w:w="0" w:type="dxa"/>
-          </w:tblCellMar>
-        </w:tblPrEx>
         <w:trPr>
           <w:tblHeader/>
         </w:trPr>
@@ -9277,12 +9168,6 @@
         </w:tc>
       </w:tr>
       <w:tr>
-        <w:tblPrEx>
-          <w:tblCellMar>
-            <w:top w:w="0" w:type="dxa"/>
-            <w:bottom w:w="0" w:type="dxa"/>
-          </w:tblCellMar>
-        </w:tblPrEx>
         <w:tc>
           <w:tcPr>
             <w:tcW w:w="3120" w:type="dxa"/>
@@ -9378,12 +9263,6 @@
         </w:tc>
       </w:tr>
       <w:tr>
-        <w:tblPrEx>
-          <w:tblCellMar>
-            <w:top w:w="0" w:type="dxa"/>
-            <w:bottom w:w="0" w:type="dxa"/>
-          </w:tblCellMar>
-        </w:tblPrEx>
         <w:tc>
           <w:tcPr>
             <w:tcW w:w="3120" w:type="dxa"/>
@@ -9479,12 +9358,6 @@
         </w:tc>
       </w:tr>
       <w:tr>
-        <w:tblPrEx>
-          <w:tblCellMar>
-            <w:top w:w="0" w:type="dxa"/>
-            <w:bottom w:w="0" w:type="dxa"/>
-          </w:tblCellMar>
-        </w:tblPrEx>
         <w:tc>
           <w:tcPr>
             <w:tcW w:w="3120" w:type="dxa"/>
@@ -13427,12 +13300,6 @@
         <w:gridCol w:w="2760"/>
       </w:tblGrid>
       <w:tr>
-        <w:tblPrEx>
-          <w:tblCellMar>
-            <w:top w:w="0" w:type="dxa"/>
-            <w:bottom w:w="0" w:type="dxa"/>
-          </w:tblCellMar>
-        </w:tblPrEx>
         <w:trPr>
           <w:tblHeader/>
         </w:trPr>
@@ -13541,12 +13408,6 @@
         </w:tc>
       </w:tr>
       <w:tr>
-        <w:tblPrEx>
-          <w:tblCellMar>
-            <w:top w:w="0" w:type="dxa"/>
-            <w:bottom w:w="0" w:type="dxa"/>
-          </w:tblCellMar>
-        </w:tblPrEx>
         <w:tc>
           <w:tcPr>
             <w:tcW w:w="3120" w:type="dxa"/>
@@ -13662,12 +13523,6 @@
         </w:tc>
       </w:tr>
       <w:tr>
-        <w:tblPrEx>
-          <w:tblCellMar>
-            <w:top w:w="0" w:type="dxa"/>
-            <w:bottom w:w="0" w:type="dxa"/>
-          </w:tblCellMar>
-        </w:tblPrEx>
         <w:tc>
           <w:tcPr>
             <w:tcW w:w="3120" w:type="dxa"/>
@@ -13784,12 +13639,6 @@
         </w:tc>
       </w:tr>
       <w:tr>
-        <w:tblPrEx>
-          <w:tblCellMar>
-            <w:top w:w="0" w:type="dxa"/>
-            <w:bottom w:w="0" w:type="dxa"/>
-          </w:tblCellMar>
-        </w:tblPrEx>
         <w:tc>
           <w:tcPr>
             <w:tcW w:w="3120" w:type="dxa"/>
@@ -18142,12 +17991,6 @@
         <w:gridCol w:w="5880"/>
       </w:tblGrid>
       <w:tr>
-        <w:tblPrEx>
-          <w:tblCellMar>
-            <w:top w:w="0" w:type="dxa"/>
-            <w:bottom w:w="0" w:type="dxa"/>
-          </w:tblCellMar>
-        </w:tblPrEx>
         <w:trPr>
           <w:tblHeader/>
         </w:trPr>
@@ -18221,12 +18064,6 @@
         </w:tc>
       </w:tr>
       <w:tr>
-        <w:tblPrEx>
-          <w:tblCellMar>
-            <w:top w:w="0" w:type="dxa"/>
-            <w:bottom w:w="0" w:type="dxa"/>
-          </w:tblCellMar>
-        </w:tblPrEx>
         <w:tc>
           <w:tcPr>
             <w:tcW w:w="3120" w:type="dxa"/>
@@ -18319,12 +18156,6 @@
         </w:tc>
       </w:tr>
       <w:tr>
-        <w:tblPrEx>
-          <w:tblCellMar>
-            <w:top w:w="0" w:type="dxa"/>
-            <w:bottom w:w="0" w:type="dxa"/>
-          </w:tblCellMar>
-        </w:tblPrEx>
         <w:tc>
           <w:tcPr>
             <w:tcW w:w="3120" w:type="dxa"/>
@@ -18399,12 +18230,6 @@
         </w:tc>
       </w:tr>
       <w:tr>
-        <w:tblPrEx>
-          <w:tblCellMar>
-            <w:top w:w="0" w:type="dxa"/>
-            <w:bottom w:w="0" w:type="dxa"/>
-          </w:tblCellMar>
-        </w:tblPrEx>
         <w:tc>
           <w:tcPr>
             <w:tcW w:w="3120" w:type="dxa"/>
@@ -18497,12 +18322,6 @@
         </w:tc>
       </w:tr>
       <w:tr>
-        <w:tblPrEx>
-          <w:tblCellMar>
-            <w:top w:w="0" w:type="dxa"/>
-            <w:bottom w:w="0" w:type="dxa"/>
-          </w:tblCellMar>
-        </w:tblPrEx>
         <w:tc>
           <w:tcPr>
             <w:tcW w:w="3120" w:type="dxa"/>
@@ -18623,12 +18442,6 @@
         </w:tc>
       </w:tr>
       <w:tr>
-        <w:tblPrEx>
-          <w:tblCellMar>
-            <w:top w:w="0" w:type="dxa"/>
-            <w:bottom w:w="0" w:type="dxa"/>
-          </w:tblCellMar>
-        </w:tblPrEx>
         <w:tc>
           <w:tcPr>
             <w:tcW w:w="3120" w:type="dxa"/>
@@ -19170,12 +18983,6 @@
         <w:gridCol w:w="1100"/>
       </w:tblGrid>
       <w:tr>
-        <w:tblPrEx>
-          <w:tblCellMar>
-            <w:top w:w="0" w:type="dxa"/>
-            <w:bottom w:w="0" w:type="dxa"/>
-          </w:tblCellMar>
-        </w:tblPrEx>
         <w:trPr>
           <w:tblHeader/>
           <w:jc w:val="center"/>
@@ -19367,12 +19174,6 @@
         </w:tc>
       </w:tr>
       <w:tr>
-        <w:tblPrEx>
-          <w:tblCellMar>
-            <w:top w:w="0" w:type="dxa"/>
-            <w:bottom w:w="0" w:type="dxa"/>
-          </w:tblCellMar>
-        </w:tblPrEx>
         <w:trPr>
           <w:jc w:val="center"/>
         </w:trPr>
@@ -19597,12 +19398,6 @@
         </w:tc>
       </w:tr>
       <w:tr>
-        <w:tblPrEx>
-          <w:tblCellMar>
-            <w:top w:w="0" w:type="dxa"/>
-            <w:bottom w:w="0" w:type="dxa"/>
-          </w:tblCellMar>
-        </w:tblPrEx>
         <w:trPr>
           <w:jc w:val="center"/>
         </w:trPr>
@@ -19827,12 +19622,6 @@
         </w:tc>
       </w:tr>
       <w:tr>
-        <w:tblPrEx>
-          <w:tblCellMar>
-            <w:top w:w="0" w:type="dxa"/>
-            <w:bottom w:w="0" w:type="dxa"/>
-          </w:tblCellMar>
-        </w:tblPrEx>
         <w:trPr>
           <w:jc w:val="center"/>
         </w:trPr>
@@ -20057,12 +19846,6 @@
         </w:tc>
       </w:tr>
       <w:tr>
-        <w:tblPrEx>
-          <w:tblCellMar>
-            <w:top w:w="0" w:type="dxa"/>
-            <w:bottom w:w="0" w:type="dxa"/>
-          </w:tblCellMar>
-        </w:tblPrEx>
         <w:trPr>
           <w:jc w:val="center"/>
         </w:trPr>
@@ -20287,12 +20070,6 @@
         </w:tc>
       </w:tr>
       <w:tr>
-        <w:tblPrEx>
-          <w:tblCellMar>
-            <w:top w:w="0" w:type="dxa"/>
-            <w:bottom w:w="0" w:type="dxa"/>
-          </w:tblCellMar>
-        </w:tblPrEx>
         <w:trPr>
           <w:jc w:val="center"/>
         </w:trPr>
@@ -20517,12 +20294,6 @@
         </w:tc>
       </w:tr>
       <w:tr>
-        <w:tblPrEx>
-          <w:tblCellMar>
-            <w:top w:w="0" w:type="dxa"/>
-            <w:bottom w:w="0" w:type="dxa"/>
-          </w:tblCellMar>
-        </w:tblPrEx>
         <w:trPr>
           <w:jc w:val="center"/>
         </w:trPr>
@@ -20747,12 +20518,6 @@
         </w:tc>
       </w:tr>
       <w:tr>
-        <w:tblPrEx>
-          <w:tblCellMar>
-            <w:top w:w="0" w:type="dxa"/>
-            <w:bottom w:w="0" w:type="dxa"/>
-          </w:tblCellMar>
-        </w:tblPrEx>
         <w:trPr>
           <w:jc w:val="center"/>
         </w:trPr>
@@ -20977,12 +20742,6 @@
         </w:tc>
       </w:tr>
       <w:tr>
-        <w:tblPrEx>
-          <w:tblCellMar>
-            <w:top w:w="0" w:type="dxa"/>
-            <w:bottom w:w="0" w:type="dxa"/>
-          </w:tblCellMar>
-        </w:tblPrEx>
         <w:trPr>
           <w:jc w:val="center"/>
         </w:trPr>
@@ -21207,12 +20966,6 @@
         </w:tc>
       </w:tr>
       <w:tr>
-        <w:tblPrEx>
-          <w:tblCellMar>
-            <w:top w:w="0" w:type="dxa"/>
-            <w:bottom w:w="0" w:type="dxa"/>
-          </w:tblCellMar>
-        </w:tblPrEx>
         <w:trPr>
           <w:jc w:val="center"/>
         </w:trPr>
@@ -21437,12 +21190,6 @@
         </w:tc>
       </w:tr>
       <w:tr>
-        <w:tblPrEx>
-          <w:tblCellMar>
-            <w:top w:w="0" w:type="dxa"/>
-            <w:bottom w:w="0" w:type="dxa"/>
-          </w:tblCellMar>
-        </w:tblPrEx>
         <w:trPr>
           <w:jc w:val="center"/>
         </w:trPr>
@@ -21667,12 +21414,6 @@
         </w:tc>
       </w:tr>
       <w:tr>
-        <w:tblPrEx>
-          <w:tblCellMar>
-            <w:top w:w="0" w:type="dxa"/>
-            <w:bottom w:w="0" w:type="dxa"/>
-          </w:tblCellMar>
-        </w:tblPrEx>
         <w:trPr>
           <w:jc w:val="center"/>
         </w:trPr>
@@ -21897,12 +21638,6 @@
         </w:tc>
       </w:tr>
       <w:tr>
-        <w:tblPrEx>
-          <w:tblCellMar>
-            <w:top w:w="0" w:type="dxa"/>
-            <w:bottom w:w="0" w:type="dxa"/>
-          </w:tblCellMar>
-        </w:tblPrEx>
         <w:trPr>
           <w:jc w:val="center"/>
         </w:trPr>
@@ -22127,12 +21862,6 @@
         </w:tc>
       </w:tr>
       <w:tr>
-        <w:tblPrEx>
-          <w:tblCellMar>
-            <w:top w:w="0" w:type="dxa"/>
-            <w:bottom w:w="0" w:type="dxa"/>
-          </w:tblCellMar>
-        </w:tblPrEx>
         <w:trPr>
           <w:jc w:val="center"/>
         </w:trPr>
@@ -22357,12 +22086,6 @@
         </w:tc>
       </w:tr>
       <w:tr>
-        <w:tblPrEx>
-          <w:tblCellMar>
-            <w:top w:w="0" w:type="dxa"/>
-            <w:bottom w:w="0" w:type="dxa"/>
-          </w:tblCellMar>
-        </w:tblPrEx>
         <w:trPr>
           <w:jc w:val="center"/>
         </w:trPr>
@@ -22587,12 +22310,6 @@
         </w:tc>
       </w:tr>
       <w:tr>
-        <w:tblPrEx>
-          <w:tblCellMar>
-            <w:top w:w="0" w:type="dxa"/>
-            <w:bottom w:w="0" w:type="dxa"/>
-          </w:tblCellMar>
-        </w:tblPrEx>
         <w:trPr>
           <w:jc w:val="center"/>
         </w:trPr>
@@ -24132,12 +23849,6 @@
         <w:gridCol w:w="4680"/>
       </w:tblGrid>
       <w:tr>
-        <w:tblPrEx>
-          <w:tblCellMar>
-            <w:top w:w="0" w:type="dxa"/>
-            <w:bottom w:w="0" w:type="dxa"/>
-          </w:tblCellMar>
-        </w:tblPrEx>
         <w:trPr>
           <w:tblHeader/>
         </w:trPr>
@@ -24211,12 +23922,6 @@
         </w:tc>
       </w:tr>
       <w:tr>
-        <w:tblPrEx>
-          <w:tblCellMar>
-            <w:top w:w="0" w:type="dxa"/>
-            <w:bottom w:w="0" w:type="dxa"/>
-          </w:tblCellMar>
-        </w:tblPrEx>
         <w:tc>
           <w:tcPr>
             <w:tcW w:w="4680" w:type="dxa"/>
@@ -24281,12 +23986,6 @@
         </w:tc>
       </w:tr>
       <w:tr>
-        <w:tblPrEx>
-          <w:tblCellMar>
-            <w:top w:w="0" w:type="dxa"/>
-            <w:bottom w:w="0" w:type="dxa"/>
-          </w:tblCellMar>
-        </w:tblPrEx>
         <w:tc>
           <w:tcPr>
             <w:tcW w:w="4680" w:type="dxa"/>
@@ -24361,12 +24060,6 @@
         </w:tc>
       </w:tr>
       <w:tr>
-        <w:tblPrEx>
-          <w:tblCellMar>
-            <w:top w:w="0" w:type="dxa"/>
-            <w:bottom w:w="0" w:type="dxa"/>
-          </w:tblCellMar>
-        </w:tblPrEx>
         <w:tc>
           <w:tcPr>
             <w:tcW w:w="4680" w:type="dxa"/>
@@ -24431,12 +24124,6 @@
         </w:tc>
       </w:tr>
       <w:tr>
-        <w:tblPrEx>
-          <w:tblCellMar>
-            <w:top w:w="0" w:type="dxa"/>
-            <w:bottom w:w="0" w:type="dxa"/>
-          </w:tblCellMar>
-        </w:tblPrEx>
         <w:tc>
           <w:tcPr>
             <w:tcW w:w="4680" w:type="dxa"/>
@@ -24554,12 +24241,6 @@
         <w:gridCol w:w="4680"/>
       </w:tblGrid>
       <w:tr>
-        <w:tblPrEx>
-          <w:tblCellMar>
-            <w:top w:w="0" w:type="dxa"/>
-            <w:bottom w:w="0" w:type="dxa"/>
-          </w:tblCellMar>
-        </w:tblPrEx>
         <w:trPr>
           <w:tblHeader/>
         </w:trPr>
@@ -24633,12 +24314,6 @@
         </w:tc>
       </w:tr>
       <w:tr>
-        <w:tblPrEx>
-          <w:tblCellMar>
-            <w:top w:w="0" w:type="dxa"/>
-            <w:bottom w:w="0" w:type="dxa"/>
-          </w:tblCellMar>
-        </w:tblPrEx>
         <w:tc>
           <w:tcPr>
             <w:tcW w:w="4680" w:type="dxa"/>
@@ -24703,12 +24378,6 @@
         </w:tc>
       </w:tr>
       <w:tr>
-        <w:tblPrEx>
-          <w:tblCellMar>
-            <w:top w:w="0" w:type="dxa"/>
-            <w:bottom w:w="0" w:type="dxa"/>
-          </w:tblCellMar>
-        </w:tblPrEx>
         <w:tc>
           <w:tcPr>
             <w:tcW w:w="4680" w:type="dxa"/>
@@ -24773,12 +24442,6 @@
         </w:tc>
       </w:tr>
       <w:tr>
-        <w:tblPrEx>
-          <w:tblCellMar>
-            <w:top w:w="0" w:type="dxa"/>
-            <w:bottom w:w="0" w:type="dxa"/>
-          </w:tblCellMar>
-        </w:tblPrEx>
         <w:tc>
           <w:tcPr>
             <w:tcW w:w="4680" w:type="dxa"/>
@@ -24843,12 +24506,6 @@
         </w:tc>
       </w:tr>
       <w:tr>
-        <w:tblPrEx>
-          <w:tblCellMar>
-            <w:top w:w="0" w:type="dxa"/>
-            <w:bottom w:w="0" w:type="dxa"/>
-          </w:tblCellMar>
-        </w:tblPrEx>
         <w:tc>
           <w:tcPr>
             <w:tcW w:w="4680" w:type="dxa"/>
@@ -24913,12 +24570,6 @@
         </w:tc>
       </w:tr>
       <w:tr>
-        <w:tblPrEx>
-          <w:tblCellMar>
-            <w:top w:w="0" w:type="dxa"/>
-            <w:bottom w:w="0" w:type="dxa"/>
-          </w:tblCellMar>
-        </w:tblPrEx>
         <w:tc>
           <w:tcPr>
             <w:tcW w:w="4680" w:type="dxa"/>
@@ -31272,12 +30923,6 @@
         <w:gridCol w:w="2560"/>
       </w:tblGrid>
       <w:tr>
-        <w:tblPrEx>
-          <w:tblCellMar>
-            <w:top w:w="0" w:type="dxa"/>
-            <w:bottom w:w="0" w:type="dxa"/>
-          </w:tblCellMar>
-        </w:tblPrEx>
         <w:trPr>
           <w:tblHeader/>
         </w:trPr>
@@ -31443,12 +31088,6 @@
         </w:tc>
       </w:tr>
       <w:tr>
-        <w:tblPrEx>
-          <w:tblCellMar>
-            <w:top w:w="0" w:type="dxa"/>
-            <w:bottom w:w="0" w:type="dxa"/>
-          </w:tblCellMar>
-        </w:tblPrEx>
         <w:tc>
           <w:tcPr>
             <w:tcW w:w="900" w:type="dxa"/>
@@ -31657,12 +31296,6 @@
         </w:tc>
       </w:tr>
       <w:tr>
-        <w:tblPrEx>
-          <w:tblCellMar>
-            <w:top w:w="0" w:type="dxa"/>
-            <w:bottom w:w="0" w:type="dxa"/>
-          </w:tblCellMar>
-        </w:tblPrEx>
         <w:tc>
           <w:tcPr>
             <w:tcW w:w="900" w:type="dxa"/>
@@ -31845,12 +31478,6 @@
         </w:tc>
       </w:tr>
       <w:tr>
-        <w:tblPrEx>
-          <w:tblCellMar>
-            <w:top w:w="0" w:type="dxa"/>
-            <w:bottom w:w="0" w:type="dxa"/>
-          </w:tblCellMar>
-        </w:tblPrEx>
         <w:tc>
           <w:tcPr>
             <w:tcW w:w="900" w:type="dxa"/>
@@ -33017,12 +32644,6 @@
         <w:gridCol w:w="6720"/>
       </w:tblGrid>
       <w:tr>
-        <w:tblPrEx>
-          <w:tblCellMar>
-            <w:top w:w="0" w:type="dxa"/>
-            <w:bottom w:w="0" w:type="dxa"/>
-          </w:tblCellMar>
-        </w:tblPrEx>
         <w:trPr>
           <w:tblHeader/>
         </w:trPr>
@@ -33099,12 +32720,6 @@
         </w:tc>
       </w:tr>
       <w:tr>
-        <w:tblPrEx>
-          <w:tblCellMar>
-            <w:top w:w="0" w:type="dxa"/>
-            <w:bottom w:w="0" w:type="dxa"/>
-          </w:tblCellMar>
-        </w:tblPrEx>
         <w:tc>
           <w:tcPr>
             <w:tcW w:w="2340" w:type="dxa"/>
@@ -33233,12 +32848,6 @@
         </w:tc>
       </w:tr>
       <w:tr>
-        <w:tblPrEx>
-          <w:tblCellMar>
-            <w:top w:w="0" w:type="dxa"/>
-            <w:bottom w:w="0" w:type="dxa"/>
-          </w:tblCellMar>
-        </w:tblPrEx>
         <w:tc>
           <w:tcPr>
             <w:tcW w:w="2340" w:type="dxa"/>
@@ -33369,12 +32978,6 @@
         </w:tc>
       </w:tr>
       <w:tr>
-        <w:tblPrEx>
-          <w:tblCellMar>
-            <w:top w:w="0" w:type="dxa"/>
-            <w:bottom w:w="0" w:type="dxa"/>
-          </w:tblCellMar>
-        </w:tblPrEx>
         <w:tc>
           <w:tcPr>
             <w:tcW w:w="2340" w:type="dxa"/>
@@ -33549,12 +33152,6 @@
         </w:tc>
       </w:tr>
       <w:tr>
-        <w:tblPrEx>
-          <w:tblCellMar>
-            <w:top w:w="0" w:type="dxa"/>
-            <w:bottom w:w="0" w:type="dxa"/>
-          </w:tblCellMar>
-        </w:tblPrEx>
         <w:tc>
           <w:tcPr>
             <w:tcW w:w="2340" w:type="dxa"/>
@@ -33649,12 +33246,6 @@
         </w:tc>
       </w:tr>
       <w:tr>
-        <w:tblPrEx>
-          <w:tblCellMar>
-            <w:top w:w="0" w:type="dxa"/>
-            <w:bottom w:w="0" w:type="dxa"/>
-          </w:tblCellMar>
-        </w:tblPrEx>
         <w:tc>
           <w:tcPr>
             <w:tcW w:w="2340" w:type="dxa"/>
@@ -33729,12 +33320,6 @@
         </w:tc>
       </w:tr>
       <w:tr>
-        <w:tblPrEx>
-          <w:tblCellMar>
-            <w:top w:w="0" w:type="dxa"/>
-            <w:bottom w:w="0" w:type="dxa"/>
-          </w:tblCellMar>
-        </w:tblPrEx>
         <w:tc>
           <w:tcPr>
             <w:tcW w:w="2340" w:type="dxa"/>
@@ -33889,12 +33474,6 @@
         </w:tc>
       </w:tr>
       <w:tr>
-        <w:tblPrEx>
-          <w:tblCellMar>
-            <w:top w:w="0" w:type="dxa"/>
-            <w:bottom w:w="0" w:type="dxa"/>
-          </w:tblCellMar>
-        </w:tblPrEx>
         <w:tc>
           <w:tcPr>
             <w:tcW w:w="2340" w:type="dxa"/>
@@ -34031,12 +33610,6 @@
         </w:tc>
       </w:tr>
       <w:tr>
-        <w:tblPrEx>
-          <w:tblCellMar>
-            <w:top w:w="0" w:type="dxa"/>
-            <w:bottom w:w="0" w:type="dxa"/>
-          </w:tblCellMar>
-        </w:tblPrEx>
         <w:tc>
           <w:tcPr>
             <w:tcW w:w="2340" w:type="dxa"/>
@@ -34129,12 +33702,6 @@
         </w:tc>
       </w:tr>
       <w:tr>
-        <w:tblPrEx>
-          <w:tblCellMar>
-            <w:top w:w="0" w:type="dxa"/>
-            <w:bottom w:w="0" w:type="dxa"/>
-          </w:tblCellMar>
-        </w:tblPrEx>
         <w:tc>
           <w:tcPr>
             <w:tcW w:w="2340" w:type="dxa"/>
@@ -34217,12 +33784,6 @@
         </w:tc>
       </w:tr>
       <w:tr>
-        <w:tblPrEx>
-          <w:tblCellMar>
-            <w:top w:w="0" w:type="dxa"/>
-            <w:bottom w:w="0" w:type="dxa"/>
-          </w:tblCellMar>
-        </w:tblPrEx>
         <w:tc>
           <w:tcPr>
             <w:tcW w:w="2340" w:type="dxa"/>
@@ -34297,12 +33858,6 @@
         </w:tc>
       </w:tr>
       <w:tr>
-        <w:tblPrEx>
-          <w:tblCellMar>
-            <w:top w:w="0" w:type="dxa"/>
-            <w:bottom w:w="0" w:type="dxa"/>
-          </w:tblCellMar>
-        </w:tblPrEx>
         <w:tc>
           <w:tcPr>
             <w:tcW w:w="2340" w:type="dxa"/>
